--- a/campaigns/_INDEX.docx
+++ b/campaigns/_INDEX.docx
@@ -13,14 +13,6 @@
     </w:p>
     <w:tbl>
       <w:tblPr>
-        <w:tblBorders>
-          <w:top w:val="single" w:sz="6" w:space="0" w:color="AAAAAA"/>
-          <w:left w:val="single" w:sz="6" w:space="0" w:color="AAAAAA"/>
-          <w:bottom w:val="single" w:sz="6" w:space="0" w:color="AAAAAA"/>
-          <w:right w:val="single" w:sz="6" w:space="0" w:color="AAAAAA"/>
-          <w:insideH w:val="single" w:sz="6" w:space="0" w:color="AAAAAA"/>
-          <w:insideV w:val="single" w:sz="6" w:space="0" w:color="AAAAAA"/>
-        </w:tblBorders>
         <w:tblStyle w:val="Table"/>
         <w:tblW w:type="auto" w:w="0"/>
         <w:tblLook w:firstRow="1" w:lastRow="0" w:firstColumn="0" w:lastColumn="0" w:noHBand="0" w:noVBand="0" w:val="0020"/>
@@ -133,7 +125,7 @@
               <w:pStyle w:val="Compact"/>
             </w:pPr>
             <w:r>
-              <w:t xml:space="preserve">[ ]</w:t>
+              <w:t xml:space="preserve">[x] complete</w:t>
             </w:r>
           </w:p>
         </w:tc>

--- a/campaigns/_INDEX.docx
+++ b/campaigns/_INDEX.docx
@@ -160,7 +160,7 @@
               <w:pStyle w:val="Compact"/>
             </w:pPr>
             <w:r>
-              <w:t xml:space="preserve">[ ]</w:t>
+              <w:t xml:space="preserve">[x] complete</w:t>
             </w:r>
           </w:p>
         </w:tc>

--- a/campaigns/_INDEX.docx
+++ b/campaigns/_INDEX.docx
@@ -184,18 +184,18 @@
               <w:pStyle w:val="Compact"/>
             </w:pPr>
             <w:r>
-              <w:t xml:space="preserve">8</w:t>
-            </w:r>
-          </w:p>
-        </w:tc>
-        <w:tc>
-          <w:tcPr/>
-          <w:p>
-            <w:pPr>
-              <w:pStyle w:val="Compact"/>
-            </w:pPr>
-            <w:r>
-              <w:t xml:space="preserve">[ ]</w:t>
+              <w:t xml:space="preserve">7</w:t>
+            </w:r>
+          </w:p>
+        </w:tc>
+        <w:tc>
+          <w:tcPr/>
+          <w:p>
+            <w:pPr>
+              <w:pStyle w:val="Compact"/>
+            </w:pPr>
+            <w:r>
+              <w:t xml:space="preserve">[x] complete</w:t>
             </w:r>
           </w:p>
         </w:tc>

--- a/campaigns/_INDEX.docx
+++ b/campaigns/_INDEX.docx
@@ -13,6 +13,14 @@
     </w:p>
     <w:tbl>
       <w:tblPr>
+        <w:tblBorders>
+          <w:top w:val="single" w:sz="6" w:space="0" w:color="AAAAAA"/>
+          <w:left w:val="single" w:sz="6" w:space="0" w:color="AAAAAA"/>
+          <w:bottom w:val="single" w:sz="6" w:space="0" w:color="AAAAAA"/>
+          <w:right w:val="single" w:sz="6" w:space="0" w:color="AAAAAA"/>
+          <w:insideH w:val="single" w:sz="6" w:space="0" w:color="AAAAAA"/>
+          <w:insideV w:val="single" w:sz="6" w:space="0" w:color="AAAAAA"/>
+        </w:tblBorders>
         <w:tblStyle w:val="Table"/>
         <w:tblW w:type="auto" w:w="0"/>
         <w:tblLook w:firstRow="1" w:lastRow="0" w:firstColumn="0" w:lastColumn="0" w:noHBand="0" w:noVBand="0" w:val="0020"/>

--- a/campaigns/_INDEX.docx
+++ b/campaigns/_INDEX.docx
@@ -13,14 +13,6 @@
     </w:p>
     <w:tbl>
       <w:tblPr>
-        <w:tblBorders>
-          <w:top w:val="single" w:sz="6" w:space="0" w:color="AAAAAA"/>
-          <w:left w:val="single" w:sz="6" w:space="0" w:color="AAAAAA"/>
-          <w:bottom w:val="single" w:sz="6" w:space="0" w:color="AAAAAA"/>
-          <w:right w:val="single" w:sz="6" w:space="0" w:color="AAAAAA"/>
-          <w:insideH w:val="single" w:sz="6" w:space="0" w:color="AAAAAA"/>
-          <w:insideV w:val="single" w:sz="6" w:space="0" w:color="AAAAAA"/>
-        </w:tblBorders>
         <w:tblStyle w:val="Table"/>
         <w:tblW w:type="auto" w:w="0"/>
         <w:tblLook w:firstRow="1" w:lastRow="0" w:firstColumn="0" w:lastColumn="0" w:noHBand="0" w:noVBand="0" w:val="0020"/>
@@ -238,7 +230,7 @@
               <w:pStyle w:val="Compact"/>
             </w:pPr>
             <w:r>
-              <w:t xml:space="preserve">[ ]</w:t>
+              <w:t xml:space="preserve">[x] complete</w:t>
             </w:r>
           </w:p>
         </w:tc>

--- a/campaigns/_INDEX.docx
+++ b/campaigns/_INDEX.docx
@@ -265,7 +265,7 @@
               <w:pStyle w:val="Compact"/>
             </w:pPr>
             <w:r>
-              <w:t xml:space="preserve">[ ]</w:t>
+              <w:t xml:space="preserve">[x] complete</w:t>
             </w:r>
           </w:p>
         </w:tc>

--- a/campaigns/_INDEX.docx
+++ b/campaigns/_INDEX.docx
@@ -300,7 +300,7 @@
               <w:pStyle w:val="Compact"/>
             </w:pPr>
             <w:r>
-              <w:t xml:space="preserve">[ ]</w:t>
+              <w:t xml:space="preserve">[x] complete</w:t>
             </w:r>
           </w:p>
         </w:tc>

--- a/campaigns/_INDEX.docx
+++ b/campaigns/_INDEX.docx
@@ -359,18 +359,18 @@
               <w:pStyle w:val="Compact"/>
             </w:pPr>
             <w:r>
-              <w:t xml:space="preserve">A/B series</w:t>
-            </w:r>
-          </w:p>
-        </w:tc>
-        <w:tc>
-          <w:tcPr/>
-          <w:p>
-            <w:pPr>
-              <w:pStyle w:val="Compact"/>
-            </w:pPr>
-            <w:r>
-              <w:t xml:space="preserve">[ ]</w:t>
+              <w:t xml:space="preserve">3 x A/B = 6</w:t>
+            </w:r>
+          </w:p>
+        </w:tc>
+        <w:tc>
+          <w:tcPr/>
+          <w:p>
+            <w:pPr>
+              <w:pStyle w:val="Compact"/>
+            </w:pPr>
+            <w:r>
+              <w:t xml:space="preserve">[x] complete</w:t>
             </w:r>
           </w:p>
         </w:tc>

--- a/campaigns/_INDEX.docx
+++ b/campaigns/_INDEX.docx
@@ -324,18 +324,18 @@
               <w:pStyle w:val="Compact"/>
             </w:pPr>
             <w:r>
-              <w:t xml:space="preserve">4 + A/B</w:t>
-            </w:r>
-          </w:p>
-        </w:tc>
-        <w:tc>
-          <w:tcPr/>
-          <w:p>
-            <w:pPr>
-              <w:pStyle w:val="Compact"/>
-            </w:pPr>
-            <w:r>
-              <w:t xml:space="preserve">[ ]</w:t>
+              <w:t xml:space="preserve">4 x A/B = 8</w:t>
+            </w:r>
+          </w:p>
+        </w:tc>
+        <w:tc>
+          <w:tcPr/>
+          <w:p>
+            <w:pPr>
+              <w:pStyle w:val="Compact"/>
+            </w:pPr>
+            <w:r>
+              <w:t xml:space="preserve">[x] complete</w:t>
             </w:r>
           </w:p>
         </w:tc>

--- a/campaigns/_INDEX.docx
+++ b/campaigns/_INDEX.docx
@@ -14,7 +14,8 @@
     <w:tbl>
       <w:tblPr>
         <w:tblStyle w:val="Table"/>
-        <w:tblW w:type="auto" w:w="0"/>
+        <w:tblW w:type="pct" w:w="5000"/>
+        <w:tblLayout w:type="fixed"/>
         <w:tblLook w:firstRow="1" w:lastRow="0" w:firstColumn="0" w:lastColumn="0" w:noHBand="0" w:noVBand="0" w:val="0020"/>
       </w:tblPr>
       <w:tblGrid>
@@ -394,18 +395,18 @@
               <w:pStyle w:val="Compact"/>
             </w:pPr>
             <w:r>
-              <w:t xml:space="preserve">3 + 3A/3B</w:t>
-            </w:r>
-          </w:p>
-        </w:tc>
-        <w:tc>
-          <w:tcPr/>
-          <w:p>
-            <w:pPr>
-              <w:pStyle w:val="Compact"/>
-            </w:pPr>
-            <w:r>
-              <w:t xml:space="preserve">[ ]</w:t>
+              <w:t xml:space="preserve">3, with a 3-way seasonal branch</w:t>
+            </w:r>
+          </w:p>
+        </w:tc>
+        <w:tc>
+          <w:tcPr/>
+          <w:p>
+            <w:pPr>
+              <w:pStyle w:val="Compact"/>
+            </w:pPr>
+            <w:r>
+              <w:t xml:space="preserve">[x] complete</w:t>
             </w:r>
           </w:p>
         </w:tc>

--- a/campaigns/_INDEX.docx
+++ b/campaigns/_INDEX.docx
@@ -441,7 +441,7 @@
               <w:pStyle w:val="Compact"/>
             </w:pPr>
             <w:r>
-              <w:t xml:space="preserve">[ ]</w:t>
+              <w:t xml:space="preserve">[x] complete</w:t>
             </w:r>
           </w:p>
         </w:tc>
@@ -476,7 +476,7 @@
               <w:pStyle w:val="Compact"/>
             </w:pPr>
             <w:r>
-              <w:t xml:space="preserve">[ ]</w:t>
+              <w:t xml:space="preserve">[x] complete</w:t>
             </w:r>
           </w:p>
         </w:tc>

--- a/campaigns/_INDEX.docx
+++ b/campaigns/_INDEX.docx
@@ -605,18 +605,18 @@
               <w:pStyle w:val="Compact"/>
             </w:pPr>
             <w:r>
-              <w:t xml:space="preserve">?</w:t>
-            </w:r>
-          </w:p>
-        </w:tc>
-        <w:tc>
-          <w:tcPr/>
-          <w:p>
-            <w:pPr>
-              <w:pStyle w:val="Compact"/>
-            </w:pPr>
-            <w:r>
-              <w:t xml:space="preserve">[ ]</w:t>
+              <w:t xml:space="preserve">4</w:t>
+            </w:r>
+          </w:p>
+        </w:tc>
+        <w:tc>
+          <w:tcPr/>
+          <w:p>
+            <w:pPr>
+              <w:pStyle w:val="Compact"/>
+            </w:pPr>
+            <w:r>
+              <w:t xml:space="preserve">[x] complete</w:t>
             </w:r>
           </w:p>
         </w:tc>

--- a/campaigns/_INDEX.docx
+++ b/campaigns/_INDEX.docx
@@ -640,18 +640,18 @@
               <w:pStyle w:val="Compact"/>
             </w:pPr>
             <w:r>
-              <w:t xml:space="preserve">?</w:t>
-            </w:r>
-          </w:p>
-        </w:tc>
-        <w:tc>
-          <w:tcPr/>
-          <w:p>
-            <w:pPr>
-              <w:pStyle w:val="Compact"/>
-            </w:pPr>
-            <w:r>
-              <w:t xml:space="preserve">[ ]</w:t>
+              <w:t xml:space="preserve">3</w:t>
+            </w:r>
+          </w:p>
+        </w:tc>
+        <w:tc>
+          <w:tcPr/>
+          <w:p>
+            <w:pPr>
+              <w:pStyle w:val="Compact"/>
+            </w:pPr>
+            <w:r>
+              <w:t xml:space="preserve">[x] complete</w:t>
             </w:r>
           </w:p>
         </w:tc>

--- a/campaigns/_INDEX.docx
+++ b/campaigns/_INDEX.docx
@@ -535,18 +535,18 @@
               <w:pStyle w:val="Compact"/>
             </w:pPr>
             <w:r>
-              <w:t xml:space="preserve">2 branches</w:t>
-            </w:r>
-          </w:p>
-        </w:tc>
-        <w:tc>
-          <w:tcPr/>
-          <w:p>
-            <w:pPr>
-              <w:pStyle w:val="Compact"/>
-            </w:pPr>
-            <w:r>
-              <w:t xml:space="preserve">[ ]</w:t>
+              <w:t xml:space="preserve">1 email, 2 branches</w:t>
+            </w:r>
+          </w:p>
+        </w:tc>
+        <w:tc>
+          <w:tcPr/>
+          <w:p>
+            <w:pPr>
+              <w:pStyle w:val="Compact"/>
+            </w:pPr>
+            <w:r>
+              <w:t xml:space="preserve">[x] complete</w:t>
             </w:r>
           </w:p>
         </w:tc>

--- a/campaigns/_INDEX.docx
+++ b/campaigns/_INDEX.docx
@@ -581,7 +581,7 @@
               <w:pStyle w:val="Compact"/>
             </w:pPr>
             <w:r>
-              <w:t xml:space="preserve">[ ]</w:t>
+              <w:t xml:space="preserve">[x] complete</w:t>
             </w:r>
           </w:p>
         </w:tc>

--- a/campaigns/_INDEX.docx
+++ b/campaigns/_INDEX.docx
@@ -511,7 +511,7 @@
               <w:pStyle w:val="Compact"/>
             </w:pPr>
             <w:r>
-              <w:t xml:space="preserve">[ ]</w:t>
+              <w:t xml:space="preserve">[x] complete</w:t>
             </w:r>
           </w:p>
         </w:tc>

--- a/campaigns/_INDEX.docx
+++ b/campaigns/_INDEX.docx
@@ -664,29 +664,29 @@
               <w:pStyle w:val="Compact"/>
             </w:pPr>
             <w:r>
-              <w:t xml:space="preserve">WF-02 5-minute SMS</w:t>
-            </w:r>
-          </w:p>
-        </w:tc>
-        <w:tc>
-          <w:tcPr/>
-          <w:p>
-            <w:pPr>
-              <w:pStyle w:val="Compact"/>
-            </w:pPr>
-            <w:r>
-              <w:t xml:space="preserve">1</w:t>
-            </w:r>
-          </w:p>
-        </w:tc>
-        <w:tc>
-          <w:tcPr/>
-          <w:p>
-            <w:pPr>
-              <w:pStyle w:val="Compact"/>
-            </w:pPr>
-            <w:r>
-              <w:t xml:space="preserve">[ ]</w:t>
+              <w:t xml:space="preserve">WF-02 Five Minute First Response</w:t>
+            </w:r>
+          </w:p>
+        </w:tc>
+        <w:tc>
+          <w:tcPr/>
+          <w:p>
+            <w:pPr>
+              <w:pStyle w:val="Compact"/>
+            </w:pPr>
+            <w:r>
+              <w:t xml:space="preserve">1 SMS + 1 notification</w:t>
+            </w:r>
+          </w:p>
+        </w:tc>
+        <w:tc>
+          <w:tcPr/>
+          <w:p>
+            <w:pPr>
+              <w:pStyle w:val="Compact"/>
+            </w:pPr>
+            <w:r>
+              <w:t xml:space="preserve">[x] complete</w:t>
             </w:r>
           </w:p>
         </w:tc>

--- a/campaigns/_INDEX.docx
+++ b/campaigns/_INDEX.docx
@@ -699,29 +699,29 @@
               <w:pStyle w:val="Compact"/>
             </w:pPr>
             <w:r>
-              <w:t xml:space="preserve">WF-08 Cold reactivation</w:t>
-            </w:r>
-          </w:p>
-        </w:tc>
-        <w:tc>
-          <w:tcPr/>
-          <w:p>
-            <w:pPr>
-              <w:pStyle w:val="Compact"/>
-            </w:pPr>
-            <w:r>
-              <w:t xml:space="preserve">?</w:t>
-            </w:r>
-          </w:p>
-        </w:tc>
-        <w:tc>
-          <w:tcPr/>
-          <w:p>
-            <w:pPr>
-              <w:pStyle w:val="Compact"/>
-            </w:pPr>
-            <w:r>
-              <w:t xml:space="preserve">[ ]</w:t>
+              <w:t xml:space="preserve">WF-08 Cold Reactivation</w:t>
+            </w:r>
+          </w:p>
+        </w:tc>
+        <w:tc>
+          <w:tcPr/>
+          <w:p>
+            <w:pPr>
+              <w:pStyle w:val="Compact"/>
+            </w:pPr>
+            <w:r>
+              <w:t xml:space="preserve">4</w:t>
+            </w:r>
+          </w:p>
+        </w:tc>
+        <w:tc>
+          <w:tcPr/>
+          <w:p>
+            <w:pPr>
+              <w:pStyle w:val="Compact"/>
+            </w:pPr>
+            <w:r>
+              <w:t xml:space="preserve">[x] complete</w:t>
             </w:r>
           </w:p>
         </w:tc>

--- a/campaigns/_INDEX.docx
+++ b/campaigns/_INDEX.docx
@@ -13,6 +13,14 @@
     </w:p>
     <w:tbl>
       <w:tblPr>
+        <w:tblBorders>
+          <w:top w:val="single" w:sz="6" w:space="0" w:color="AAAAAA"/>
+          <w:left w:val="single" w:sz="6" w:space="0" w:color="AAAAAA"/>
+          <w:bottom w:val="single" w:sz="6" w:space="0" w:color="AAAAAA"/>
+          <w:right w:val="single" w:sz="6" w:space="0" w:color="AAAAAA"/>
+          <w:insideH w:val="single" w:sz="6" w:space="0" w:color="AAAAAA"/>
+          <w:insideV w:val="single" w:sz="6" w:space="0" w:color="AAAAAA"/>
+        </w:tblBorders>
         <w:tblStyle w:val="Table"/>
         <w:tblW w:type="pct" w:w="5000"/>
         <w:tblLayout w:type="fixed"/>
@@ -733,6 +741,32 @@
       </w:pPr>
       <w:r>
         <w:t xml:space="preserve">Priority order: the five drips first (highest volume and most compliance-audited), then magnet nurtures, then transactional.</w:t>
+      </w:r>
+    </w:p>
+    <w:p>
+      <w:pPr>
+        <w:pStyle w:val="BodyText"/>
+      </w:pPr>
+      <w:r>
+        <w:rPr>
+          <w:b/>
+          <w:bCs/>
+        </w:rPr>
+        <w:t xml:space="preserve">COMPLETE, Aug 3, 2026.</w:t>
+      </w:r>
+      <w:r>
+        <w:t xml:space="preserve"> </w:t>
+      </w:r>
+      <w:r>
+        <w:t xml:space="preserve">19 workflows, 94 touches, 83 corrections applied. Every live email and SMS in the GHL account is captured.</w:t>
+      </w:r>
+    </w:p>
+    <w:p>
+      <w:pPr>
+        <w:pStyle w:val="BodyText"/>
+      </w:pPr>
+      <w:r>
+        <w:t xml:space="preserve">GHL is the source of truth. Change GHL first, then update the file. If a correction is applied in one workflow, grep the rest before calling it done, the accreditation gate and the guarantee coupling each survived being declared fixed.</w:t>
       </w:r>
     </w:p>
     <w:bookmarkEnd w:id="9"/>

--- a/campaigns/_INDEX.docx
+++ b/campaigns/_INDEX.docx
@@ -730,6 +730,41 @@
             </w:pPr>
             <w:r>
               <w:t xml:space="preserve">[x] complete</w:t>
+            </w:r>
+          </w:p>
+        </w:tc>
+      </w:tr>
+      <w:tr>
+        <w:tc>
+          <w:tcPr/>
+          <w:p>
+            <w:pPr>
+              <w:pStyle w:val="Compact"/>
+            </w:pPr>
+            <w:r>
+              <w:t xml:space="preserve">WF-35 Customer Replied Notification</w:t>
+            </w:r>
+          </w:p>
+        </w:tc>
+        <w:tc>
+          <w:tcPr/>
+          <w:p>
+            <w:pPr>
+              <w:pStyle w:val="Compact"/>
+            </w:pPr>
+            <w:r>
+              <w:t xml:space="preserve">2 internal notifications</w:t>
+            </w:r>
+          </w:p>
+        </w:tc>
+        <w:tc>
+          <w:tcPr/>
+          <w:p>
+            <w:pPr>
+              <w:pStyle w:val="Compact"/>
+            </w:pPr>
+            <w:r>
+              <w:t xml:space="preserve">[x] complete, built Aug 3</w:t>
             </w:r>
           </w:p>
         </w:tc>
